--- a/static/files/exercices/11-autres/énoncés/ch11-ex3.docx
+++ b/static/files/exercices/11-autres/énoncés/ch11-ex3.docx
@@ -51,7 +51,7 @@
           <w:sz w:val="24"/>
           <w:szCs w:val="24"/>
         </w:rPr>
-        <w:t>Semaine 12 – Journaux système</w:t>
+        <w:t>Semaine 12 – Système de fichiers</w:t>
       </w:r>
     </w:p>
     <w:p>
@@ -102,16 +102,7 @@
           <w:sz w:val="24"/>
           <w:szCs w:val="24"/>
         </w:rPr>
-        <w:t xml:space="preserve">Exercice 3 – Commande </w:t>
-      </w:r>
-      <w:r>
-        <w:rPr>
-          <w:b/>
-          <w:bCs/>
-          <w:sz w:val="24"/>
-          <w:szCs w:val="24"/>
-        </w:rPr>
-        <w:t>journalctl</w:t>
+        <w:t>Exercice 1 – Montage et utilitaires</w:t>
       </w:r>
     </w:p>
     <w:p>
@@ -274,86 +265,7 @@
     </w:p>
     <w:p>
       <w:pPr>
-        <w:pStyle w:val="ListParagraph"/>
-        <w:numPr>
-          <w:ilvl w:val="0"/>
-          <w:numId w:val="1"/>
-        </w:numPr>
-        <w:spacing w:before="0" w:after="0"/>
-        <w:ind w:hanging="357" w:left="714"/>
-        <w:contextualSpacing w:val="false"/>
-        <w:rPr>
-          <w:sz w:val="24"/>
-          <w:szCs w:val="24"/>
-        </w:rPr>
-      </w:pPr>
-      <w:r>
-        <w:rPr>
-          <w:sz w:val="24"/>
-          <w:szCs w:val="24"/>
-        </w:rPr>
-        <w:t xml:space="preserve">Connectez-vous avec </w:t>
-      </w:r>
-      <w:r>
-        <w:rPr>
-          <w:i/>
-          <w:iCs/>
-          <w:sz w:val="24"/>
-          <w:szCs w:val="24"/>
-        </w:rPr>
-        <w:t>putty</w:t>
-      </w:r>
-      <w:r>
-        <w:rPr>
-          <w:sz w:val="24"/>
-          <w:szCs w:val="24"/>
-        </w:rPr>
-        <w:t xml:space="preserve"> sur la VM</w:t>
-      </w:r>
-    </w:p>
-    <w:p>
-      <w:pPr>
         <w:pStyle w:val="Normal"/>
-        <w:rPr>
-          <w:sz w:val="24"/>
-          <w:szCs w:val="24"/>
-        </w:rPr>
-      </w:pPr>
-      <w:r>
-        <w:rPr>
-          <w:sz w:val="24"/>
-          <w:szCs w:val="24"/>
-        </w:rPr>
-      </w:r>
-    </w:p>
-    <w:p>
-      <w:pPr>
-        <w:pStyle w:val="ListParagraph"/>
-        <w:ind w:left="360"/>
-        <w:rPr/>
-      </w:pPr>
-      <w:r>
-        <w:rPr>
-          <w:sz w:val="24"/>
-          <w:szCs w:val="24"/>
-        </w:rPr>
-        <w:t xml:space="preserve">Pour cet exercice, utilisez la commande </w:t>
-      </w:r>
-      <w:r>
-        <w:rPr>
-          <w:rFonts w:cs="Cascadia Mono" w:ascii="Cascadia Mono" w:hAnsi="Cascadia Mono"/>
-        </w:rPr>
-        <w:t>journalctl</w:t>
-      </w:r>
-      <w:r>
-        <w:rPr/>
-        <w:t xml:space="preserve"> </w:t>
-      </w:r>
-    </w:p>
-    <w:p>
-      <w:pPr>
-        <w:pStyle w:val="ListParagraph"/>
-        <w:ind w:left="360"/>
         <w:rPr>
           <w:sz w:val="24"/>
           <w:szCs w:val="24"/>
@@ -383,7 +295,22 @@
           <w:sz w:val="24"/>
           <w:szCs w:val="24"/>
         </w:rPr>
-        <w:t xml:space="preserve">Quelle commande vous permet de voir les messages d’erreur émis par </w:t>
+        <w:t xml:space="preserve">Lancez la commande </w:t>
+      </w:r>
+      <w:r>
+        <w:rPr>
+          <w:rFonts w:cs="Cascadia Mono" w:ascii="Cascadia Mono" w:hAnsi="Cascadia Mono"/>
+          <w:sz w:val="24"/>
+          <w:szCs w:val="24"/>
+        </w:rPr>
+        <w:t>mount</w:t>
+      </w:r>
+      <w:r>
+        <w:rPr>
+          <w:sz w:val="24"/>
+          <w:szCs w:val="24"/>
+        </w:rPr>
+        <w:t xml:space="preserve">. Quel est le type du périphérique </w:t>
       </w:r>
       <w:r>
         <w:rPr>
@@ -391,8 +318,9 @@
           <w:iCs/>
           <w:sz w:val="24"/>
           <w:szCs w:val="24"/>
-        </w:rPr>
-        <w:t>nginx</w:t>
+          <w:u w:val="single"/>
+        </w:rPr>
+        <w:t>/dev/sda</w:t>
       </w:r>
       <w:r>
         <w:rPr>
@@ -430,8 +358,7 @@
           <w:p>
             <w:pPr>
               <w:pStyle w:val="ListParagraph"/>
-              <w:widowControl w:val="false"/>
-              <w:suppressAutoHyphens w:val="true"/>
+              <w:widowControl/>
               <w:spacing w:lineRule="auto" w:line="240" w:before="0" w:after="0"/>
               <w:ind w:left="0"/>
               <w:contextualSpacing/>
@@ -487,7 +414,92 @@
           <w:sz w:val="24"/>
           <w:szCs w:val="24"/>
         </w:rPr>
-        <w:t>Quelle commande vous permet de voir les 5 messages les plus récents?</w:t>
+        <w:t xml:space="preserve">Créez le répertoire </w:t>
+      </w:r>
+      <w:r>
+        <w:rPr>
+          <w:i/>
+          <w:iCs/>
+          <w:sz w:val="24"/>
+          <w:szCs w:val="24"/>
+          <w:u w:val="single"/>
+        </w:rPr>
+        <w:t>/media/iso</w:t>
+      </w:r>
+      <w:r>
+        <w:rPr>
+          <w:sz w:val="24"/>
+          <w:szCs w:val="24"/>
+        </w:rPr>
+        <w:t xml:space="preserve"> et créez ensuite dans ce répertoire un fichier nommé </w:t>
+      </w:r>
+      <w:r>
+        <w:rPr>
+          <w:i/>
+          <w:iCs/>
+          <w:sz w:val="24"/>
+          <w:szCs w:val="24"/>
+          <w:u w:val="single"/>
+        </w:rPr>
+        <w:t>/media/iso/fichier.txt</w:t>
+      </w:r>
+      <w:r>
+        <w:rPr>
+          <w:sz w:val="24"/>
+          <w:szCs w:val="24"/>
+        </w:rPr>
+        <w:t>.</w:t>
+      </w:r>
+    </w:p>
+    <w:p>
+      <w:pPr>
+        <w:pStyle w:val="ListParagraph"/>
+        <w:ind w:left="360"/>
+        <w:rPr>
+          <w:sz w:val="24"/>
+          <w:szCs w:val="24"/>
+        </w:rPr>
+      </w:pPr>
+      <w:r>
+        <w:rPr>
+          <w:sz w:val="24"/>
+          <w:szCs w:val="24"/>
+        </w:rPr>
+      </w:r>
+    </w:p>
+    <w:p>
+      <w:pPr>
+        <w:pStyle w:val="ListParagraph"/>
+        <w:numPr>
+          <w:ilvl w:val="0"/>
+          <w:numId w:val="2"/>
+        </w:numPr>
+        <w:rPr>
+          <w:sz w:val="24"/>
+          <w:szCs w:val="24"/>
+        </w:rPr>
+      </w:pPr>
+      <w:r>
+        <w:rPr>
+          <w:sz w:val="24"/>
+          <w:szCs w:val="24"/>
+        </w:rPr>
+        <w:t xml:space="preserve">Quel est le résultat de la commande </w:t>
+      </w:r>
+      <w:r>
+        <w:rPr>
+          <w:rFonts w:cs="Cascadia Mono" w:ascii="Cascadia Mono" w:hAnsi="Cascadia Mono"/>
+          <w:sz w:val="24"/>
+          <w:szCs w:val="24"/>
+        </w:rPr>
+        <w:t>ls -l /media/iso/fichier.txt</w:t>
+      </w:r>
+      <w:r>
+        <w:rPr>
+          <w:sz w:val="24"/>
+          <w:szCs w:val="24"/>
+        </w:rPr>
+        <w:t>?</w:t>
       </w:r>
     </w:p>
     <w:tbl>
@@ -518,8 +530,7 @@
           <w:p>
             <w:pPr>
               <w:pStyle w:val="ListParagraph"/>
-              <w:widowControl w:val="false"/>
-              <w:suppressAutoHyphens w:val="true"/>
+              <w:widowControl/>
               <w:spacing w:lineRule="auto" w:line="240" w:before="0" w:after="0"/>
               <w:ind w:left="0"/>
               <w:contextualSpacing/>
@@ -575,7 +586,109 @@
           <w:sz w:val="24"/>
           <w:szCs w:val="24"/>
         </w:rPr>
-        <w:t>Quelle commande vous permet de voir les messages émis durant la dernière heure?</w:t>
+        <w:t xml:space="preserve">Télécharger </w:t>
+      </w:r>
+      <w:hyperlink r:id="rId2">
+        <w:r>
+          <w:rPr>
+            <w:rStyle w:val="Hyperlink"/>
+            <w:sz w:val="24"/>
+            <w:szCs w:val="24"/>
+          </w:rPr>
+          <w:t>https://dl-cdn.alpinelinux.org/alpine/v3.16/releases/x86_64/alpine-standard-3.16.3-x86_64.iso</w:t>
+        </w:r>
+      </w:hyperlink>
+      <w:r>
+        <w:rPr>
+          <w:sz w:val="24"/>
+          <w:szCs w:val="24"/>
+        </w:rPr>
+        <w:t xml:space="preserve"> et monter ce fichier en lecture seule sur le point de montage </w:t>
+      </w:r>
+      <w:r>
+        <w:rPr>
+          <w:i/>
+          <w:iCs/>
+          <w:sz w:val="24"/>
+          <w:szCs w:val="24"/>
+          <w:u w:val="single"/>
+        </w:rPr>
+        <w:t>/media/iso</w:t>
+      </w:r>
+      <w:r>
+        <w:rPr>
+          <w:sz w:val="24"/>
+          <w:szCs w:val="24"/>
+        </w:rPr>
+        <w:t>.</w:t>
+      </w:r>
+    </w:p>
+    <w:p>
+      <w:pPr>
+        <w:pStyle w:val="ListParagraph"/>
+        <w:ind w:left="360"/>
+        <w:rPr>
+          <w:sz w:val="24"/>
+          <w:szCs w:val="24"/>
+        </w:rPr>
+      </w:pPr>
+      <w:r>
+        <w:rPr>
+          <w:sz w:val="24"/>
+          <w:szCs w:val="24"/>
+        </w:rPr>
+      </w:r>
+    </w:p>
+    <w:p>
+      <w:pPr>
+        <w:pStyle w:val="ListParagraph"/>
+        <w:numPr>
+          <w:ilvl w:val="0"/>
+          <w:numId w:val="2"/>
+        </w:numPr>
+        <w:rPr>
+          <w:sz w:val="24"/>
+          <w:szCs w:val="24"/>
+        </w:rPr>
+      </w:pPr>
+      <w:r>
+        <w:rPr>
+          <w:sz w:val="24"/>
+          <w:szCs w:val="24"/>
+        </w:rPr>
+        <w:t xml:space="preserve">Lancez la commande </w:t>
+      </w:r>
+      <w:r>
+        <w:rPr>
+          <w:rFonts w:cs="Cascadia Mono" w:ascii="Cascadia Mono" w:hAnsi="Cascadia Mono"/>
+          <w:sz w:val="24"/>
+          <w:szCs w:val="24"/>
+        </w:rPr>
+        <w:t>mount</w:t>
+      </w:r>
+      <w:r>
+        <w:rPr>
+          <w:sz w:val="24"/>
+          <w:szCs w:val="24"/>
+        </w:rPr>
+        <w:t xml:space="preserve">. Quel est le type du périphérique monté dans </w:t>
+      </w:r>
+      <w:r>
+        <w:rPr>
+          <w:i/>
+          <w:iCs/>
+          <w:sz w:val="24"/>
+          <w:szCs w:val="24"/>
+          <w:u w:val="single"/>
+        </w:rPr>
+        <w:t>/media/iso</w:t>
+      </w:r>
+      <w:r>
+        <w:rPr>
+          <w:sz w:val="24"/>
+          <w:szCs w:val="24"/>
+        </w:rPr>
+        <w:t>?</w:t>
       </w:r>
     </w:p>
     <w:tbl>
@@ -606,8 +719,7 @@
           <w:p>
             <w:pPr>
               <w:pStyle w:val="ListParagraph"/>
-              <w:widowControl w:val="false"/>
-              <w:suppressAutoHyphens w:val="true"/>
+              <w:widowControl/>
               <w:spacing w:lineRule="auto" w:line="240" w:before="0" w:after="0"/>
               <w:ind w:left="0"/>
               <w:contextualSpacing/>
@@ -633,6 +745,7 @@
     <w:p>
       <w:pPr>
         <w:pStyle w:val="ListParagraph"/>
+        <w:ind w:left="360"/>
         <w:rPr>
           <w:sz w:val="24"/>
           <w:szCs w:val="24"/>
@@ -662,7 +775,39 @@
           <w:sz w:val="24"/>
           <w:szCs w:val="24"/>
         </w:rPr>
-        <w:t>Quelle commande vous permet de voir les messages émis durant la dernière heure par le noyau du système d’exploitation?</w:t>
+        <w:t xml:space="preserve">Quel est maintenant le résultat de la commande </w:t>
+      </w:r>
+      <w:r>
+        <w:rPr>
+          <w:rFonts w:cs="Cascadia Mono" w:ascii="Cascadia Mono" w:hAnsi="Cascadia Mono"/>
+          <w:sz w:val="20"/>
+          <w:szCs w:val="20"/>
+        </w:rPr>
+        <w:t>ls -l /media/iso/fichier.txt</w:t>
+      </w:r>
+      <w:r>
+        <w:rPr>
+          <w:sz w:val="24"/>
+          <w:szCs w:val="24"/>
+        </w:rPr>
+        <w:t xml:space="preserve">? Pouvez-vous accéder au fichier </w:t>
+      </w:r>
+      <w:r>
+        <w:rPr>
+          <w:i/>
+          <w:iCs/>
+          <w:sz w:val="24"/>
+          <w:szCs w:val="24"/>
+          <w:u w:val="single"/>
+        </w:rPr>
+        <w:t>fichier.txt</w:t>
+      </w:r>
+      <w:r>
+        <w:rPr>
+          <w:sz w:val="24"/>
+          <w:szCs w:val="24"/>
+        </w:rPr>
+        <w:t>?</w:t>
       </w:r>
     </w:p>
     <w:tbl>
@@ -693,8 +838,7 @@
           <w:p>
             <w:pPr>
               <w:pStyle w:val="ListParagraph"/>
-              <w:widowControl w:val="false"/>
-              <w:suppressAutoHyphens w:val="true"/>
+              <w:widowControl/>
               <w:spacing w:lineRule="auto" w:line="240" w:before="0" w:after="0"/>
               <w:ind w:left="0"/>
               <w:contextualSpacing/>
@@ -719,7 +863,7 @@
     </w:tbl>
     <w:p>
       <w:pPr>
-        <w:pStyle w:val="ListParagraph"/>
+        <w:pStyle w:val="Normal"/>
         <w:rPr>
           <w:sz w:val="24"/>
           <w:szCs w:val="24"/>
@@ -749,16 +893,32 @@
           <w:sz w:val="24"/>
           <w:szCs w:val="24"/>
         </w:rPr>
-        <w:t xml:space="preserve">Quelle commande vous permet de voir les messages associés à l’utilisateur </w:t>
-      </w:r>
-      <w:r>
-        <w:rPr>
-          <w:b/>
-          <w:bCs/>
-          <w:sz w:val="24"/>
-          <w:szCs w:val="24"/>
-        </w:rPr>
-        <w:t>info</w:t>
+        <w:t xml:space="preserve">Comment pouvez-vous utiliser la commande </w:t>
+      </w:r>
+      <w:r>
+        <w:rPr>
+          <w:rFonts w:cs="Cascadia Mono" w:ascii="Cascadia Mono" w:hAnsi="Cascadia Mono"/>
+          <w:sz w:val="24"/>
+          <w:szCs w:val="24"/>
+        </w:rPr>
+        <w:t>du</w:t>
+      </w:r>
+      <w:r>
+        <w:rPr>
+          <w:sz w:val="24"/>
+          <w:szCs w:val="24"/>
+        </w:rPr>
+        <w:t xml:space="preserve"> pour voir quel espace est occupé par le répertoire </w:t>
+      </w:r>
+      <w:r>
+        <w:rPr>
+          <w:i/>
+          <w:iCs/>
+          <w:sz w:val="24"/>
+          <w:szCs w:val="24"/>
+          <w:u w:val="single"/>
+        </w:rPr>
+        <w:t>/media/iso</w:t>
       </w:r>
       <w:r>
         <w:rPr>
@@ -796,8 +956,7 @@
           <w:p>
             <w:pPr>
               <w:pStyle w:val="ListParagraph"/>
-              <w:widowControl w:val="false"/>
-              <w:suppressAutoHyphens w:val="true"/>
+              <w:widowControl/>
               <w:spacing w:lineRule="auto" w:line="240" w:before="0" w:after="0"/>
               <w:ind w:left="0"/>
               <w:contextualSpacing/>
@@ -823,6 +982,454 @@
     <w:p>
       <w:pPr>
         <w:pStyle w:val="ListParagraph"/>
+        <w:ind w:left="360"/>
+        <w:rPr>
+          <w:sz w:val="24"/>
+          <w:szCs w:val="24"/>
+        </w:rPr>
+      </w:pPr>
+      <w:r>
+        <w:rPr>
+          <w:sz w:val="24"/>
+          <w:szCs w:val="24"/>
+        </w:rPr>
+      </w:r>
+    </w:p>
+    <w:p>
+      <w:pPr>
+        <w:pStyle w:val="ListParagraph"/>
+        <w:numPr>
+          <w:ilvl w:val="0"/>
+          <w:numId w:val="2"/>
+        </w:numPr>
+        <w:rPr>
+          <w:sz w:val="24"/>
+          <w:szCs w:val="24"/>
+        </w:rPr>
+      </w:pPr>
+      <w:r>
+        <w:rPr>
+          <w:sz w:val="24"/>
+          <w:szCs w:val="24"/>
+        </w:rPr>
+        <w:t xml:space="preserve">Quel espace (en M) est occupé par </w:t>
+      </w:r>
+      <w:r>
+        <w:rPr>
+          <w:i/>
+          <w:iCs/>
+          <w:sz w:val="24"/>
+          <w:szCs w:val="24"/>
+          <w:u w:val="single"/>
+        </w:rPr>
+        <w:t>/media/iso/apks/x86_64</w:t>
+      </w:r>
+      <w:r>
+        <w:rPr>
+          <w:sz w:val="24"/>
+          <w:szCs w:val="24"/>
+        </w:rPr>
+        <w:t>?</w:t>
+      </w:r>
+    </w:p>
+    <w:tbl>
+      <w:tblPr>
+        <w:tblStyle w:val="Grilledutableau"/>
+        <w:tblW w:w="8496" w:type="dxa"/>
+        <w:jc w:val="left"/>
+        <w:tblInd w:w="360" w:type="dxa"/>
+        <w:tblLayout w:type="fixed"/>
+        <w:tblCellMar>
+          <w:top w:w="0" w:type="dxa"/>
+          <w:left w:w="108" w:type="dxa"/>
+          <w:bottom w:w="0" w:type="dxa"/>
+          <w:right w:w="108" w:type="dxa"/>
+        </w:tblCellMar>
+        <w:tblLook w:val="04a0" w:noHBand="0" w:noVBand="1" w:firstColumn="1" w:lastRow="0" w:lastColumn="0" w:firstRow="1"/>
+      </w:tblPr>
+      <w:tblGrid>
+        <w:gridCol w:w="8496"/>
+      </w:tblGrid>
+      <w:tr>
+        <w:trPr/>
+        <w:tc>
+          <w:tcPr>
+            <w:tcW w:w="8496" w:type="dxa"/>
+            <w:tcBorders/>
+          </w:tcPr>
+          <w:p>
+            <w:pPr>
+              <w:pStyle w:val="ListParagraph"/>
+              <w:widowControl/>
+              <w:spacing w:lineRule="auto" w:line="240" w:before="0" w:after="0"/>
+              <w:ind w:left="0"/>
+              <w:contextualSpacing/>
+              <w:jc w:val="left"/>
+              <w:rPr>
+                <w:sz w:val="24"/>
+                <w:szCs w:val="24"/>
+              </w:rPr>
+            </w:pPr>
+            <w:r>
+              <w:rPr>
+                <w:rFonts w:eastAsia="Calibri" w:cs=""/>
+                <w:kern w:val="0"/>
+                <w:sz w:val="24"/>
+                <w:szCs w:val="24"/>
+                <w:lang w:val="fr-CA" w:eastAsia="en-US" w:bidi="ar-SA"/>
+              </w:rPr>
+            </w:r>
+          </w:p>
+        </w:tc>
+      </w:tr>
+    </w:tbl>
+    <w:p>
+      <w:pPr>
+        <w:pStyle w:val="ListParagraph"/>
+        <w:ind w:left="360"/>
+        <w:rPr>
+          <w:sz w:val="24"/>
+          <w:szCs w:val="24"/>
+        </w:rPr>
+      </w:pPr>
+      <w:r>
+        <w:rPr>
+          <w:sz w:val="24"/>
+          <w:szCs w:val="24"/>
+        </w:rPr>
+      </w:r>
+    </w:p>
+    <w:p>
+      <w:pPr>
+        <w:pStyle w:val="ListParagraph"/>
+        <w:numPr>
+          <w:ilvl w:val="0"/>
+          <w:numId w:val="2"/>
+        </w:numPr>
+        <w:rPr>
+          <w:sz w:val="24"/>
+          <w:szCs w:val="24"/>
+        </w:rPr>
+      </w:pPr>
+      <w:r>
+        <w:rPr>
+          <w:sz w:val="24"/>
+          <w:szCs w:val="24"/>
+        </w:rPr>
+        <w:t xml:space="preserve">Utilisez la commande </w:t>
+      </w:r>
+      <w:r>
+        <w:rPr>
+          <w:rFonts w:cs="Cascadia Mono" w:ascii="Cascadia Mono" w:hAnsi="Cascadia Mono"/>
+          <w:sz w:val="24"/>
+          <w:szCs w:val="24"/>
+        </w:rPr>
+        <w:t>df</w:t>
+      </w:r>
+      <w:r>
+        <w:rPr>
+          <w:sz w:val="24"/>
+          <w:szCs w:val="24"/>
+        </w:rPr>
+        <w:t xml:space="preserve"> pour voir l'espace libre des systèmes de fichiers montés.</w:t>
+      </w:r>
+    </w:p>
+    <w:p>
+      <w:pPr>
+        <w:pStyle w:val="ListParagraph"/>
+        <w:numPr>
+          <w:ilvl w:val="0"/>
+          <w:numId w:val="0"/>
+        </w:numPr>
+        <w:ind w:hanging="0" w:left="360"/>
+        <w:rPr>
+          <w:sz w:val="24"/>
+          <w:szCs w:val="24"/>
+        </w:rPr>
+      </w:pPr>
+      <w:r>
+        <w:rPr/>
+      </w:r>
+    </w:p>
+    <w:p>
+      <w:pPr>
+        <w:pStyle w:val="Normal"/>
+        <w:jc w:val="center"/>
+        <w:rPr>
+          <w:b/>
+          <w:bCs/>
+          <w:i/>
+          <w:i/>
+          <w:iCs/>
+          <w:sz w:val="24"/>
+          <w:szCs w:val="24"/>
+        </w:rPr>
+      </w:pPr>
+      <w:r>
+        <w:rPr>
+          <w:b/>
+          <w:bCs/>
+          <w:i/>
+          <w:iCs/>
+          <w:sz w:val="24"/>
+          <w:szCs w:val="24"/>
+        </w:rPr>
+      </w:r>
+    </w:p>
+    <w:p>
+      <w:pPr>
+        <w:pStyle w:val="Normal"/>
+        <w:jc w:val="center"/>
+        <w:rPr>
+          <w:b/>
+          <w:bCs/>
+          <w:i/>
+          <w:i/>
+          <w:iCs/>
+          <w:sz w:val="24"/>
+          <w:szCs w:val="24"/>
+        </w:rPr>
+      </w:pPr>
+      <w:r>
+        <w:rPr>
+          <w:b/>
+          <w:bCs/>
+          <w:i/>
+          <w:iCs/>
+          <w:sz w:val="24"/>
+          <w:szCs w:val="24"/>
+        </w:rPr>
+        <w:t>Exercice 2 – Partitionnement</w:t>
+      </w:r>
+    </w:p>
+    <w:p>
+      <w:pPr>
+        <w:pStyle w:val="Normal"/>
+        <w:rPr>
+          <w:sz w:val="24"/>
+          <w:szCs w:val="24"/>
+        </w:rPr>
+      </w:pPr>
+      <w:r>
+        <w:rPr>
+          <w:sz w:val="24"/>
+          <w:szCs w:val="24"/>
+        </w:rPr>
+      </w:r>
+    </w:p>
+    <w:p>
+      <w:pPr>
+        <w:pStyle w:val="ListParagraph"/>
+        <w:numPr>
+          <w:ilvl w:val="0"/>
+          <w:numId w:val="0"/>
+        </w:numPr>
+        <w:ind w:hanging="0" w:left="360"/>
+        <w:rPr>
+          <w:sz w:val="24"/>
+          <w:szCs w:val="24"/>
+        </w:rPr>
+      </w:pPr>
+      <w:r>
+        <w:rPr>
+          <w:sz w:val="24"/>
+          <w:szCs w:val="24"/>
+        </w:rPr>
+        <w:t>Installez une nouvelle VM Debian à partir du fichier ISO habituel. Au moment de partitionner le disque, choisissez l’option « Manuel » :</w:t>
+      </w:r>
+    </w:p>
+    <w:p>
+      <w:pPr>
+        <w:pStyle w:val="ListParagraph"/>
+        <w:ind w:left="360"/>
+        <w:rPr>
+          <w:sz w:val="24"/>
+          <w:szCs w:val="24"/>
+        </w:rPr>
+      </w:pPr>
+      <w:r>
+        <w:rPr>
+          <w:sz w:val="24"/>
+          <w:szCs w:val="24"/>
+        </w:rPr>
+      </w:r>
+    </w:p>
+    <w:p>
+      <w:pPr>
+        <w:pStyle w:val="ListParagraph"/>
+        <w:ind w:left="360"/>
+        <w:rPr>
+          <w:sz w:val="24"/>
+          <w:szCs w:val="24"/>
+        </w:rPr>
+      </w:pPr>
+      <w:r>
+        <w:rPr/>
+        <w:drawing>
+          <wp:inline distT="0" distB="0" distL="0" distR="0">
+            <wp:extent cx="5212080" cy="3966845"/>
+            <wp:effectExtent l="0" t="0" r="0" b="0"/>
+            <wp:docPr id="1" name="Image 1" descr=""/>
+            <wp:cNvGraphicFramePr>
+              <a:graphicFrameLocks xmlns:a="http://schemas.openxmlformats.org/drawingml/2006/main" noChangeAspect="1"/>
+            </wp:cNvGraphicFramePr>
+            <a:graphic xmlns:a="http://schemas.openxmlformats.org/drawingml/2006/main">
+              <a:graphicData uri="http://schemas.openxmlformats.org/drawingml/2006/picture">
+                <pic:pic xmlns:pic="http://schemas.openxmlformats.org/drawingml/2006/picture">
+                  <pic:nvPicPr>
+                    <pic:cNvPr id="1" name="Image 1" descr=""/>
+                    <pic:cNvPicPr>
+                      <a:picLocks noChangeAspect="1" noChangeArrowheads="1"/>
+                    </pic:cNvPicPr>
+                  </pic:nvPicPr>
+                  <pic:blipFill>
+                    <a:blip r:embed="rId3"/>
+                    <a:stretch>
+                      <a:fillRect/>
+                    </a:stretch>
+                  </pic:blipFill>
+                  <pic:spPr bwMode="auto">
+                    <a:xfrm>
+                      <a:off x="0" y="0"/>
+                      <a:ext cx="5212080" cy="3966845"/>
+                    </a:xfrm>
+                    <a:prstGeom prst="rect">
+                      <a:avLst/>
+                    </a:prstGeom>
+                  </pic:spPr>
+                </pic:pic>
+              </a:graphicData>
+            </a:graphic>
+          </wp:inline>
+        </w:drawing>
+      </w:r>
+    </w:p>
+    <w:p>
+      <w:pPr>
+        <w:pStyle w:val="ListParagraph"/>
+        <w:ind w:left="360"/>
+        <w:rPr>
+          <w:sz w:val="24"/>
+          <w:szCs w:val="24"/>
+        </w:rPr>
+      </w:pPr>
+      <w:r>
+        <w:rPr>
+          <w:sz w:val="24"/>
+          <w:szCs w:val="24"/>
+        </w:rPr>
+      </w:r>
+    </w:p>
+    <w:p>
+      <w:pPr>
+        <w:pStyle w:val="ListParagraph"/>
+        <w:ind w:left="360"/>
+        <w:rPr>
+          <w:sz w:val="24"/>
+          <w:szCs w:val="24"/>
+        </w:rPr>
+      </w:pPr>
+      <w:r>
+        <w:rPr>
+          <w:sz w:val="24"/>
+          <w:szCs w:val="24"/>
+        </w:rPr>
+        <w:t>Ensuite, créez 4 partitions primaires ayant respectivement 5GB, 7GB, 7GB et 2GB. La première partition doit être amorçable, de type XFS et contenir le système d’exploitation; la dernière doit contenir le fichier « swap ». Vous devrez avoir les valeurs suivantes au moment de confirmer :</w:t>
+      </w:r>
+    </w:p>
+    <w:p>
+      <w:pPr>
+        <w:pStyle w:val="ListParagraph"/>
+        <w:ind w:left="360"/>
+        <w:rPr>
+          <w:sz w:val="24"/>
+          <w:szCs w:val="24"/>
+        </w:rPr>
+      </w:pPr>
+      <w:r>
+        <w:rPr/>
+        <w:drawing>
+          <wp:inline distT="0" distB="0" distL="0" distR="0">
+            <wp:extent cx="5233035" cy="3939540"/>
+            <wp:effectExtent l="0" t="0" r="0" b="0"/>
+            <wp:docPr id="2" name="Image 3" descr=""/>
+            <wp:cNvGraphicFramePr>
+              <a:graphicFrameLocks xmlns:a="http://schemas.openxmlformats.org/drawingml/2006/main" noChangeAspect="1"/>
+            </wp:cNvGraphicFramePr>
+            <a:graphic xmlns:a="http://schemas.openxmlformats.org/drawingml/2006/main">
+              <a:graphicData uri="http://schemas.openxmlformats.org/drawingml/2006/picture">
+                <pic:pic xmlns:pic="http://schemas.openxmlformats.org/drawingml/2006/picture">
+                  <pic:nvPicPr>
+                    <pic:cNvPr id="2" name="Image 3" descr=""/>
+                    <pic:cNvPicPr>
+                      <a:picLocks noChangeAspect="1" noChangeArrowheads="1"/>
+                    </pic:cNvPicPr>
+                  </pic:nvPicPr>
+                  <pic:blipFill>
+                    <a:blip r:embed="rId4"/>
+                    <a:stretch>
+                      <a:fillRect/>
+                    </a:stretch>
+                  </pic:blipFill>
+                  <pic:spPr bwMode="auto">
+                    <a:xfrm>
+                      <a:off x="0" y="0"/>
+                      <a:ext cx="5233035" cy="3939540"/>
+                    </a:xfrm>
+                    <a:prstGeom prst="rect">
+                      <a:avLst/>
+                    </a:prstGeom>
+                  </pic:spPr>
+                </pic:pic>
+              </a:graphicData>
+            </a:graphic>
+          </wp:inline>
+        </w:drawing>
+      </w:r>
+      <w:r>
+        <w:rPr>
+          <w:sz w:val="24"/>
+          <w:szCs w:val="24"/>
+        </w:rPr>
+        <w:t xml:space="preserve"> </w:t>
+      </w:r>
+    </w:p>
+    <w:p>
+      <w:pPr>
+        <w:pStyle w:val="ListParagraph"/>
+        <w:ind w:left="360"/>
+        <w:rPr>
+          <w:sz w:val="24"/>
+          <w:szCs w:val="24"/>
+        </w:rPr>
+      </w:pPr>
+      <w:r>
+        <w:rPr>
+          <w:sz w:val="24"/>
+          <w:szCs w:val="24"/>
+        </w:rPr>
+      </w:r>
+    </w:p>
+    <w:p>
+      <w:pPr>
+        <w:pStyle w:val="ListParagraph"/>
+        <w:ind w:left="360"/>
+        <w:rPr>
+          <w:sz w:val="24"/>
+          <w:szCs w:val="24"/>
+        </w:rPr>
+      </w:pPr>
+      <w:r>
+        <w:rPr>
+          <w:sz w:val="24"/>
+          <w:szCs w:val="24"/>
+        </w:rPr>
+        <w:t xml:space="preserve">Terminez ensuite l’installation de la manière habituelle. </w:t>
+      </w:r>
+    </w:p>
+    <w:p>
+      <w:pPr>
+        <w:pStyle w:val="ListParagraph"/>
         <w:spacing w:before="0" w:after="160"/>
         <w:ind w:left="360"/>
         <w:contextualSpacing/>
@@ -845,7 +1452,7 @@
       <w:pgNumType w:fmt="decimal"/>
       <w:formProt w:val="false"/>
       <w:textDirection w:val="lrTb"/>
-      <w:docGrid w:type="default" w:linePitch="360" w:charSpace="8192"/>
+      <w:docGrid w:type="default" w:linePitch="360" w:charSpace="4096"/>
     </w:sectPr>
   </w:body>
 </w:document>
@@ -1643,7 +2250,6 @@
     <w:qFormat/>
     <w:pPr>
       <w:widowControl/>
-      <w:suppressAutoHyphens w:val="true"/>
       <w:bidi w:val="0"/>
       <w:spacing w:lineRule="auto" w:line="259" w:before="0" w:after="160"/>
       <w:jc w:val="left"/>
@@ -1689,7 +2295,7 @@
       <w:shd w:fill="E1DFDD" w:val="clear"/>
     </w:rPr>
   </w:style>
-  <w:style w:type="paragraph" w:styleId="Heading" w:customStyle="1">
+  <w:style w:type="paragraph" w:styleId="Heading">
     <w:name w:val="Heading"/>
     <w:basedOn w:val="Normal"/>
     <w:next w:val="BodyText"/>
@@ -1699,7 +2305,7 @@
       <w:spacing w:before="240" w:after="120"/>
     </w:pPr>
     <w:rPr>
-      <w:rFonts w:ascii="Liberation Sans" w:hAnsi="Liberation Sans" w:eastAsia="Noto Sans CJK SC" w:cs="Lohit Devanagari"/>
+      <w:rFonts w:ascii="Liberation Sans" w:hAnsi="Liberation Sans" w:eastAsia="Noto Sans CJK SC" w:cs="Noto Sans Devanagari"/>
       <w:sz w:val="28"/>
       <w:szCs w:val="28"/>
     </w:rPr>
@@ -1717,7 +2323,7 @@
     <w:basedOn w:val="BodyText"/>
     <w:pPr/>
     <w:rPr>
-      <w:rFonts w:cs="Lohit Devanagari"/>
+      <w:rFonts w:cs="Noto Sans Devanagari"/>
     </w:rPr>
   </w:style>
   <w:style w:type="paragraph" w:styleId="Caption">
@@ -1729,14 +2335,14 @@
       <w:spacing w:before="120" w:after="120"/>
     </w:pPr>
     <w:rPr>
-      <w:rFonts w:cs="Lohit Devanagari"/>
+      <w:rFonts w:cs="Noto Sans Devanagari"/>
       <w:i/>
       <w:iCs/>
       <w:sz w:val="24"/>
       <w:szCs w:val="24"/>
     </w:rPr>
   </w:style>
-  <w:style w:type="paragraph" w:styleId="Index" w:customStyle="1">
+  <w:style w:type="paragraph" w:styleId="Index">
     <w:name w:val="Index"/>
     <w:basedOn w:val="Normal"/>
     <w:qFormat/>
@@ -1744,7 +2350,7 @@
       <w:suppressLineNumbers/>
     </w:pPr>
     <w:rPr>
-      <w:rFonts w:cs="Lohit Devanagari"/>
+      <w:rFonts w:cs="Noto Sans Devanagari"/>
     </w:rPr>
   </w:style>
   <w:style w:type="paragraph" w:styleId="ListParagraph">
@@ -1786,6 +2392,9 @@
     <w:basedOn w:val="TableauNormal"/>
     <w:uiPriority w:val="39"/>
     <w:rsid w:val="00380c1b"/>
+    <w:pPr>
+      <w:spacing w:after="0" w:line="240" w:lineRule="auto"/>
+    </w:pPr>
     <w:tblPr>
       <w:tblBorders>
         <w:top w:val="single" w:color="auto" w:sz="4" w:space="0"/>
@@ -1973,15 +2582,6 @@
 </file>
 
 <file path=customXml/item1.xml><?xml version="1.0" encoding="utf-8"?>
-<?mso-contentType ?>
-<FormTemplates xmlns="http://schemas.microsoft.com/sharepoint/v3/contenttype/forms">
-  <Display>DocumentLibraryForm</Display>
-  <Edit>DocumentLibraryForm</Edit>
-  <New>DocumentLibraryForm</New>
-</FormTemplates>
-</file>
-
-<file path=customXml/item2.xml><?xml version="1.0" encoding="utf-8"?>
 <ct:contentTypeSchema xmlns:ct="http://schemas.microsoft.com/office/2006/metadata/contentType" xmlns:ma="http://schemas.microsoft.com/office/2006/metadata/properties/metaAttributes" ct:_="" ma:_="" ma:contentTypeName="Document" ma:contentTypeID="0x010100D129A719FBE9424BAEAA3E685EC821E5" ma:contentTypeVersion="15" ma:contentTypeDescription="Crée un document." ma:contentTypeScope="" ma:versionID="1d1250d4f23777a3ee201e9b9bdd9630">
   <xsd:schema xmlns:xsd="http://www.w3.org/2001/XMLSchema" xmlns:xs="http://www.w3.org/2001/XMLSchema" xmlns:p="http://schemas.microsoft.com/office/2006/metadata/properties" xmlns:ns2="ee3b7c67-28c9-4d7c-a669-1dff6e18d7da" xmlns:ns3="36e2cab8-2cfe-4038-b0b8-db0d9a630908" targetNamespace="http://schemas.microsoft.com/office/2006/metadata/properties" ma:root="true" ma:fieldsID="8cc5c2f6cc4681878b7c85522b8e7808" ns2:_="" ns3:_="">
     <xsd:import namespace="ee3b7c67-28c9-4d7c-a669-1dff6e18d7da"/>
@@ -2216,7 +2816,7 @@
 </ct:contentTypeSchema>
 </file>
 
-<file path=customXml/item3.xml><?xml version="1.0" encoding="utf-8"?>
+<file path=customXml/item2.xml><?xml version="1.0" encoding="utf-8"?>
 <p:properties xmlns:p="http://schemas.microsoft.com/office/2006/metadata/properties" xmlns:xsi="http://www.w3.org/2001/XMLSchema-instance" xmlns:pc="http://schemas.microsoft.com/office/infopath/2007/PartnerControls">
   <documentManagement>
     <lcf76f155ced4ddcb4097134ff3c332f xmlns="ee3b7c67-28c9-4d7c-a669-1dff6e18d7da">
@@ -2227,14 +2827,23 @@
 </p:properties>
 </file>
 
+<file path=customXml/item3.xml><?xml version="1.0" encoding="utf-8"?>
+<?mso-contentType ?>
+<FormTemplates xmlns="http://schemas.microsoft.com/sharepoint/v3/contenttype/forms">
+  <Display>DocumentLibraryForm</Display>
+  <Edit>DocumentLibraryForm</Edit>
+  <New>DocumentLibraryForm</New>
+</FormTemplates>
+</file>
+
 <file path=customXml/itemProps1.xml><?xml version="1.0" encoding="utf-8"?>
-<ds:datastoreItem xmlns:ds="http://schemas.openxmlformats.org/officeDocument/2006/customXml" ds:itemID="{1C99CA44-F38F-402F-A47D-69662DFA6BD5}"/>
+<ds:datastoreItem xmlns:ds="http://schemas.openxmlformats.org/officeDocument/2006/customXml" ds:itemID="{58810B5B-760F-4BE8-AC1E-51CEC52DF9F0}"/>
 </file>
 
 <file path=customXml/itemProps2.xml><?xml version="1.0" encoding="utf-8"?>
-<ds:datastoreItem xmlns:ds="http://schemas.openxmlformats.org/officeDocument/2006/customXml" ds:itemID="{52BCAF87-AF06-41B6-BE83-23AD4C69CFB5}"/>
+<ds:datastoreItem xmlns:ds="http://schemas.openxmlformats.org/officeDocument/2006/customXml" ds:itemID="{1CE75553-DDEB-4A42-8C89-63D74E9886AD}"/>
 </file>
 
 <file path=customXml/itemProps3.xml><?xml version="1.0" encoding="utf-8"?>
-<ds:datastoreItem xmlns:ds="http://schemas.openxmlformats.org/officeDocument/2006/customXml" ds:itemID="{6E94BD21-E0A2-4407-BD6B-E9EDE1E1273E}"/>
+<ds:datastoreItem xmlns:ds="http://schemas.openxmlformats.org/officeDocument/2006/customXml" ds:itemID="{C9180798-6298-473E-A2D9-EA2BC5A77871}"/>
 </file>